--- a/projects/generated/ar_LTO-AR-2026-0001.docx
+++ b/projects/generated/ar_LTO-AR-2026-0001.docx
@@ -1,42 +1,5 @@
 
-<file path=docProps\app.xml><?xml version="1.0" encoding="utf-8"?>
-<Properties xmlns="http://schemas.openxmlformats.org/officeDocument/2006/extended-properties" xmlns:vt="http://schemas.openxmlformats.org/officeDocument/2006/docPropsVTypes">
-  <Pages>12</Pages>
-  <Words>1291</Words>
-  <Characters>4085</Characters>
-  <TotalTime>6</TotalTime>
-  <ScaleCrop>false</ScaleCrop>
-  <LinksUpToDate>false</LinksUpToDate>
-  <CharactersWithSpaces>4530</CharactersWithSpaces>
-  <Application>WPS Office_12.1.0.26895_F1E327BC-269C-435d-A152-05C5408002CA</Application>
-</Properties>
-</file>
-
-<file path=docProps\core.xml><?xml version="1.0" encoding="utf-8"?>
-<cp:coreProperties xmlns:cp="http://schemas.openxmlformats.org/package/2006/metadata/core-properties" xmlns:dc="http://purl.org/dc/elements/1.1/" xmlns:dcterms="http://purl.org/dc/terms/" xmlns:dcmitype="http://purl.org/dc/dcmitype/" xmlns:xsi="http://www.w3.org/2001/XMLSchema-instance">
-  <dcterms:created xsi:type="dcterms:W3CDTF">2026-06-25T19:27:00Z</dcterms:created>
-  <dc:creator>Un-named</dc:creator>
-  <cp:lastModifiedBy>嗨！</cp:lastModifiedBy>
-  <dcterms:modified xsi:type="dcterms:W3CDTF">2026-06-27T17:22:20Z</dcterms:modified>
-  <cp:revision>1</cp:revision>
-</cp:coreProperties>
-</file>
-
-<file path=docProps\custom.xml><?xml version="1.0" encoding="utf-8"?>
-<Properties xmlns="http://schemas.openxmlformats.org/officeDocument/2006/custom-properties" xmlns:vt="http://schemas.openxmlformats.org/officeDocument/2006/docPropsVTypes">
-  <property fmtid="{D5CDD505-2E9C-101B-9397-08002B2CF9AE}" pid="2" name="KSOTemplateDocerSaveRecord">
-    <vt:lpwstr>eyJoZGlkIjoiMDljYzUzMWQ4OWI0YzBkYjYzMDRhZTY5ZjZkYmFmYTgiLCJ1c2VySWQiOiIyOTg1MDY2NzAifQ==</vt:lpwstr>
-  </property>
-  <property fmtid="{D5CDD505-2E9C-101B-9397-08002B2CF9AE}" pid="3" name="KSOProductBuildVer">
-    <vt:lpwstr>2052-12.1.0.26895</vt:lpwstr>
-  </property>
-  <property fmtid="{D5CDD505-2E9C-101B-9397-08002B2CF9AE}" pid="4" name="ICV">
-    <vt:lpwstr>BA52ED5676D74E36998415CA1BF4DCA4_12</vt:lpwstr>
-  </property>
-</Properties>
-</file>
-
-<file path=word\document.xml><?xml version="1.0" encoding="utf-8"?>
+<file path=word/document.xml><?xml version="1.0" encoding="utf-8"?>
 <w:document xmlns:wpc="http://schemas.microsoft.com/office/word/2010/wordprocessingCanvas" xmlns:mc="http://schemas.openxmlformats.org/markup-compatibility/2006" xmlns:o="urn:schemas-microsoft-com:office:office" xmlns:r="http://schemas.openxmlformats.org/officeDocument/2006/relationships" xmlns:m="http://schemas.openxmlformats.org/officeDocument/2006/math" xmlns:v="urn:schemas-microsoft-com:vml" xmlns:wp14="http://schemas.microsoft.com/office/word/2010/wordprocessingDrawing" xmlns:wp="http://schemas.openxmlformats.org/drawingml/2006/wordprocessingDrawing" xmlns:w="http://schemas.openxmlformats.org/wordprocessingml/2006/main" xmlns:w14="http://schemas.microsoft.com/office/word/2010/wordml" xmlns:w10="urn:schemas-microsoft-com:office:word" xmlns:w15="http://schemas.microsoft.com/office/word/2012/wordml" xmlns:wpg="http://schemas.microsoft.com/office/word/2010/wordprocessingGroup" xmlns:wpi="http://schemas.microsoft.com/office/word/2010/wordprocessingInk" xmlns:wne="http://schemas.microsoft.com/office/word/2006/wordml" xmlns:wps="http://schemas.microsoft.com/office/word/2010/wordprocessingShape" xmlns:wpsCustomData="http://www.wps.cn/officeDocument/2013/wpsCustomData" mc:Ignorable="w14 w15 wp14">
   <w:body>
     <w:p>
@@ -486,7 +449,7 @@
                 <w:sz w:val="21"/>
                 <w:szCs w:val="21"/>
               </w:rPr>
-              <w:t>{company_name_en}</w:t>
+              <w:t xml:space="preserve">FREDDY (SHANGHAI) INFORMATION CONSULTING LTD. HN</w:t>
             </w:r>
           </w:p>
         </w:tc>
@@ -518,7 +481,7 @@
                 <w:sz w:val="21"/>
                 <w:szCs w:val="21"/>
               </w:rPr>
-              <w:t>{company_name_en}</w:t>
+              <w:t xml:space="preserve">福瑞笛（上海）信息咨询有限公司淮南分公司</w:t>
             </w:r>
           </w:p>
         </w:tc>
@@ -568,7 +531,7 @@
                 <w:sz w:val="21"/>
                 <w:szCs w:val="21"/>
               </w:rPr>
-              Anschrift: {registered_address_en}
+              <w:t xml:space="preserve">Anschrift: RAUM 418, 4TH FLOOR, FINANCIAL CENTER</w:t>
             </w:r>
           </w:p>
         </w:tc>
@@ -600,7 +563,7 @@
                 <w:sz w:val="21"/>
                 <w:szCs w:val="21"/>
               </w:rPr>
-              <w:t>地址：{company_address}</w:t>
+              <w:t xml:space="preserve">地址：安徽省淮南市中环国际广场158金融中心四层</w:t>
             </w:r>
           </w:p>
         </w:tc>
@@ -650,7 +613,7 @@
                 <w:sz w:val="21"/>
                 <w:szCs w:val="21"/>
               </w:rPr>
-              <w:t>USt-ID / VAT: {uscc}</w:t>
+              <w:t xml:space="preserve">USt-ID / VAT: 91340400MADDK97K4X</w:t>
             </w:r>
           </w:p>
         </w:tc>
@@ -682,7 +645,7 @@
                 <w:sz w:val="21"/>
                 <w:szCs w:val="21"/>
               </w:rPr>
-              <w:t>增值税号：{uscc}</w:t>
+              <w:t xml:space="preserve">增值税号：91340400MADDK97K4X</w:t>
             </w:r>
           </w:p>
         </w:tc>
@@ -713,34 +676,26 @@
               <w:bottom w:val="nil"/>
               <w:right w:val="nil"/>
             </w:tcBorders>
-            <w:shd w:val="clear" w:color="auto" w:fill="auto"/>
             <w:tcMar>
               <w:top w:w="10" w:type="dxa"/>
               <w:left w:w="0" w:type="dxa"/>
               <w:bottom w:w="10" w:type="dxa"/>
               <w:right w:w="80" w:type="dxa"/>
             </w:tcMar>
-            <w:vAlign w:val="top"/>
-          </w:tcPr>
-          <w:p>
-            <w:pPr>
-              <w:spacing w:before="20" w:after="20"/>
-              <w:rPr>
-                <w:rFonts w:ascii="Times New Roman" w:hAnsi="Times New Roman" w:eastAsia="Times New Roman" w:cs="Times New Roman"/>
-                <w:sz w:val="21"/>
-                <w:szCs w:val="21"/>
-              </w:rPr>
-            </w:pPr>
-            <w:r>
-              <w:rPr>
-                <w:rFonts w:hint="eastAsia" w:eastAsia="宋体" w:cs="Times New Roman"/>
-                <w:b w:val="0"/>
-                <w:bCs w:val="0"/>
-                <w:sz w:val="21"/>
-                <w:szCs w:val="21"/>
-                <w:lang w:val="en-US" w:eastAsia="zh-CN"/>
-              </w:rPr>
-              <w:t>gesetzl. Vertreter: {legal_representative_en}</w:t>
+          </w:tcPr>
+          <w:p>
+            <w:pPr>
+              <w:spacing w:before="20" w:after="20"/>
+            </w:pPr>
+            <w:r>
+              <w:rPr>
+                <w:rFonts w:ascii="Times New Roman" w:hAnsi="Times New Roman" w:eastAsia="Times New Roman" w:cs="Times New Roman"/>
+                <w:b w:val="0"/>
+                <w:bCs w:val="0"/>
+                <w:sz w:val="21"/>
+                <w:szCs w:val="21"/>
+              </w:rPr>
+              <w:t xml:space="preserve">gesetzl. Vertreter: 钱子风</w:t>
             </w:r>
           </w:p>
         </w:tc>
@@ -753,23 +708,16 @@
               <w:bottom w:val="nil"/>
               <w:right w:val="nil"/>
             </w:tcBorders>
-            <w:shd w:val="clear" w:color="auto" w:fill="auto"/>
             <w:tcMar>
               <w:top w:w="10" w:type="dxa"/>
               <w:left w:w="80" w:type="dxa"/>
               <w:bottom w:w="10" w:type="dxa"/>
               <w:right w:w="0" w:type="dxa"/>
             </w:tcMar>
-            <w:vAlign w:val="top"/>
-          </w:tcPr>
-          <w:p>
-            <w:pPr>
-              <w:spacing w:before="20" w:after="20"/>
-              <w:rPr>
-                <w:rFonts w:ascii="Times New Roman" w:hAnsi="Times New Roman" w:eastAsia="Times New Roman" w:cs="Times New Roman"/>
-                <w:sz w:val="21"/>
-                <w:szCs w:val="21"/>
-              </w:rPr>
+          </w:tcPr>
+          <w:p>
+            <w:pPr>
+              <w:spacing w:before="20" w:after="20"/>
             </w:pPr>
             <w:r>
               <w:rPr>
@@ -779,7 +727,7 @@
                 <w:sz w:val="21"/>
                 <w:szCs w:val="21"/>
               </w:rPr>
-              <w:t>法定代表人：{legal_representative}</w:t>
+              <w:t xml:space="preserve">法定代表人：钱子风</w:t>
             </w:r>
           </w:p>
         </w:tc>
@@ -823,45 +771,13 @@
             </w:pPr>
             <w:r>
               <w:rPr>
-                <w:rFonts w:hint="eastAsia" w:eastAsia="宋体" w:cs="Times New Roman"/>
-                <w:b w:val="0"/>
-                <w:bCs w:val="0"/>
-                <w:sz w:val="21"/>
-                <w:szCs w:val="21"/>
-                <w:lang w:val="en-US" w:eastAsia="zh-CN"/>
-              </w:rPr>
-              <w:t>Kontakperson</w:t>
-            </w:r>
-            <w:r>
-              <w:rPr>
-                <w:rFonts w:ascii="Times New Roman" w:hAnsi="Times New Roman" w:eastAsia="Times New Roman" w:cs="Times New Roman"/>
-                <w:b w:val="0"/>
-                <w:bCs w:val="0"/>
-                <w:sz w:val="21"/>
-                <w:szCs w:val="21"/>
-              </w:rPr>
-              <w:t>：{contact_person}</w:t>
-            </w:r>
-            <w:r>
-              <w:rPr>
-                <w:rFonts w:hint="eastAsia" w:eastAsia="宋体" w:cs="Times New Roman"/>
-                <w:b w:val="0"/>
-                <w:bCs w:val="0"/>
-                <w:sz w:val="21"/>
-                <w:szCs w:val="21"/>
-                <w:lang w:val="en-US" w:eastAsia="zh-CN"/>
-              </w:rPr>
-              <w:t xml:space="preserve"> person</w:t>
-            </w:r>
-            <w:r>
-              <w:rPr>
-                <w:rFonts w:ascii="Times New Roman" w:hAnsi="Times New Roman" w:eastAsia="Times New Roman" w:cs="Times New Roman"/>
-                <w:b w:val="0"/>
-                <w:bCs w:val="0"/>
-                <w:sz w:val="21"/>
-                <w:szCs w:val="21"/>
-              </w:rPr>
-              <w:t>}</w:t>
+                <w:rFonts w:ascii="Times New Roman" w:hAnsi="Times New Roman" w:eastAsia="Times New Roman" w:cs="Times New Roman"/>
+                <w:b w:val="0"/>
+                <w:bCs w:val="0"/>
+                <w:sz w:val="21"/>
+                <w:szCs w:val="21"/>
+              </w:rPr>
+              <w:t xml:space="preserve">E-Mail: zifeng.qian@outlook.com</w:t>
             </w:r>
           </w:p>
         </w:tc>
@@ -887,45 +803,13 @@
             </w:pPr>
             <w:r>
               <w:rPr>
-                <w:rFonts w:hint="eastAsia" w:ascii="宋体" w:hAnsi="宋体" w:eastAsia="宋体" w:cs="宋体"/>
-                <w:b w:val="0"/>
-                <w:bCs w:val="0"/>
-                <w:sz w:val="21"/>
-                <w:szCs w:val="21"/>
-                <w:lang w:val="en-US" w:eastAsia="zh-CN"/>
-              </w:rPr>
-              <w:t>联系人</w:t>
-            </w:r>
-            <w:r>
-              <w:rPr>
                 <w:rFonts w:ascii="宋体" w:hAnsi="宋体" w:eastAsia="宋体" w:cs="宋体"/>
                 <w:b w:val="0"/>
                 <w:bCs w:val="0"/>
                 <w:sz w:val="21"/>
                 <w:szCs w:val="21"/>
               </w:rPr>
-              <w:t>：{contact_</w:t>
-            </w:r>
-            <w:r>
-              <w:rPr>
-                <w:rFonts w:hint="eastAsia" w:ascii="宋体" w:hAnsi="宋体" w:eastAsia="宋体" w:cs="宋体"/>
-                <w:b w:val="0"/>
-                <w:bCs w:val="0"/>
-                <w:sz w:val="21"/>
-                <w:szCs w:val="21"/>
-                <w:lang w:val="en-US" w:eastAsia="zh-CN"/>
-              </w:rPr>
-              <w:t xml:space="preserve"> person</w:t>
-            </w:r>
-            <w:r>
-              <w:rPr>
-                <w:rFonts w:ascii="宋体" w:hAnsi="宋体" w:eastAsia="宋体" w:cs="宋体"/>
-                <w:b w:val="0"/>
-                <w:bCs w:val="0"/>
-                <w:sz w:val="21"/>
-                <w:szCs w:val="21"/>
-              </w:rPr>
-              <w:t>}</w:t>
+              <w:t xml:space="preserve">电子邮箱：zifeng.qian@outlook.com</w:t>
             </w:r>
           </w:p>
         </w:tc>
@@ -962,32 +846,20 @@
               <w:bottom w:w="10" w:type="dxa"/>
               <w:right w:w="80" w:type="dxa"/>
             </w:tcMar>
-            <w:vAlign w:val="top"/>
-          </w:tcPr>
-          <w:p>
-            <w:pPr>
-              <w:spacing w:before="20" w:after="20"/>
-            </w:pPr>
-            <w:r>
-              <w:rPr>
-                <w:rFonts w:hint="eastAsia" w:eastAsia="宋体" w:cs="Times New Roman"/>
-                <w:b w:val="0"/>
-                <w:bCs w:val="0"/>
-                <w:sz w:val="21"/>
-                <w:szCs w:val="21"/>
-                <w:lang w:val="en-US" w:eastAsia="zh-CN"/>
-              </w:rPr>
-              <w:t>Handynummer</w:t>
-            </w:r>
-            <w:r>
-              <w:rPr>
-                <w:rFonts w:ascii="Times New Roman" w:hAnsi="Times New Roman" w:eastAsia="Times New Roman" w:cs="Times New Roman"/>
-                <w:b w:val="0"/>
-                <w:bCs w:val="0"/>
-                <w:sz w:val="21"/>
-                <w:szCs w:val="21"/>
-              </w:rPr>
-              <w:t>: {contact_phone}</w:t>
+          </w:tcPr>
+          <w:p>
+            <w:pPr>
+              <w:spacing w:before="20" w:after="20"/>
+            </w:pPr>
+            <w:r>
+              <w:rPr>
+                <w:rFonts w:ascii="Times New Roman" w:hAnsi="Times New Roman" w:eastAsia="Times New Roman" w:cs="Times New Roman"/>
+                <w:b w:val="0"/>
+                <w:bCs w:val="0"/>
+                <w:sz w:val="21"/>
+                <w:szCs w:val="21"/>
+              </w:rPr>
+              <w:t xml:space="preserve">Handynummer: +86 13927799235</w:t>
             </w:r>
           </w:p>
         </w:tc>
@@ -1006,23 +878,11 @@
               <w:bottom w:w="10" w:type="dxa"/>
               <w:right w:w="0" w:type="dxa"/>
             </w:tcMar>
-            <w:vAlign w:val="top"/>
-          </w:tcPr>
-          <w:p>
-            <w:pPr>
-              <w:spacing w:before="20" w:after="20"/>
-            </w:pPr>
-            <w:r>
-              <w:rPr>
-                <w:rFonts w:hint="eastAsia" w:ascii="宋体" w:hAnsi="宋体" w:eastAsia="宋体" w:cs="宋体"/>
-                <w:b w:val="0"/>
-                <w:bCs w:val="0"/>
-                <w:sz w:val="21"/>
-                <w:szCs w:val="21"/>
-                <w:lang w:val="en-US" w:eastAsia="zh-CN"/>
-              </w:rPr>
-              <w:t>手机号</w:t>
-            </w:r>
+          </w:tcPr>
+          <w:p>
+            <w:pPr>
+              <w:spacing w:before="20" w:after="20"/>
+            </w:pPr>
             <w:r>
               <w:rPr>
                 <w:rFonts w:ascii="宋体" w:hAnsi="宋体" w:eastAsia="宋体" w:cs="宋体"/>
@@ -1031,7 +891,7 @@
                 <w:sz w:val="21"/>
                 <w:szCs w:val="21"/>
               </w:rPr>
-              <w:t>：{contact_phone}</w:t>
+              <w:t xml:space="preserve">手机号：+86 13927799235</w:t>
             </w:r>
           </w:p>
         </w:tc>
@@ -1081,28 +941,7 @@
                 <w:sz w:val="21"/>
                 <w:szCs w:val="21"/>
               </w:rPr>
-              <w:t>WeChat</w:t>
-            </w:r>
-            <w:r>
-              <w:rPr>
-                <w:rFonts w:hint="eastAsia" w:eastAsia="宋体" w:cs="Times New Roman"/>
-                <w:b w:val="0"/>
-                <w:bCs w:val="0"/>
-                <w:sz w:val="21"/>
-                <w:szCs w:val="21"/>
-                <w:lang w:val="en-US" w:eastAsia="zh-CN"/>
-              </w:rPr>
-              <w:t>-ID</w:t>
-            </w:r>
-            <w:r>
-              <w:rPr>
-                <w:rFonts w:ascii="Times New Roman" w:hAnsi="Times New Roman" w:eastAsia="Times New Roman" w:cs="Times New Roman"/>
-                <w:b w:val="0"/>
-                <w:bCs w:val="0"/>
-                <w:sz w:val="21"/>
-                <w:szCs w:val="21"/>
-              </w:rPr>
-              <w:t>: {wechat_id}</w:t>
+              <w:t xml:space="preserve">WeChat-ID: freddy_epr</w:t>
             </w:r>
           </w:p>
         </w:tc>
@@ -1134,28 +973,7 @@
                 <w:sz w:val="21"/>
                 <w:szCs w:val="21"/>
               </w:rPr>
-              <w:t>微信</w:t>
-            </w:r>
-            <w:r>
-              <w:rPr>
-                <w:rFonts w:hint="eastAsia" w:ascii="宋体" w:hAnsi="宋体" w:eastAsia="宋体" w:cs="宋体"/>
-                <w:b w:val="0"/>
-                <w:bCs w:val="0"/>
-                <w:sz w:val="21"/>
-                <w:szCs w:val="21"/>
-                <w:lang w:val="en-US" w:eastAsia="zh-CN"/>
-              </w:rPr>
-              <w:t>号</w:t>
-            </w:r>
-            <w:r>
-              <w:rPr>
-                <w:rFonts w:ascii="宋体" w:hAnsi="宋体" w:eastAsia="宋体" w:cs="宋体"/>
-                <w:b w:val="0"/>
-                <w:bCs w:val="0"/>
-                <w:sz w:val="21"/>
-                <w:szCs w:val="21"/>
-              </w:rPr>
-              <w:t>：{wechat_id}</w:t>
+              <w:t xml:space="preserve">微信号：freddy_epr</w:t>
             </w:r>
           </w:p>
         </w:tc>
@@ -1239,8 +1057,6 @@
               </w:rPr>
               <w:t>- 以下称"客户" -</w:t>
             </w:r>
-            <w:bookmarkStart w:id="0" w:name="_GoBack"/>
-            <w:bookmarkEnd w:id="0"/>
           </w:p>
         </w:tc>
       </w:tr>
@@ -3568,6 +3384,12 @@
             <w:insideH w:val="single" w:color="auto" w:sz="4" w:space="0"/>
             <w:insideV w:val="single" w:color="auto" w:sz="4" w:space="0"/>
           </w:tblBorders>
+          <w:tblCellMar>
+            <w:top w:w="0" w:type="dxa"/>
+            <w:left w:w="10" w:type="dxa"/>
+            <w:bottom w:w="0" w:type="dxa"/>
+            <w:right w:w="10" w:type="dxa"/>
+          </w:tblCellMar>
         </w:tblPrEx>
         <w:tc>
           <w:tcPr>
@@ -5597,12 +5419,6 @@
             <w:insideH w:val="single" w:color="auto" w:sz="4" w:space="0"/>
             <w:insideV w:val="single" w:color="auto" w:sz="4" w:space="0"/>
           </w:tblBorders>
-          <w:tblCellMar>
-            <w:top w:w="0" w:type="dxa"/>
-            <w:left w:w="10" w:type="dxa"/>
-            <w:bottom w:w="0" w:type="dxa"/>
-            <w:right w:w="10" w:type="dxa"/>
-          </w:tblCellMar>
         </w:tblPrEx>
         <w:tc>
           <w:tcPr>
@@ -5679,6 +5495,12 @@
             <w:insideH w:val="single" w:color="auto" w:sz="4" w:space="0"/>
             <w:insideV w:val="single" w:color="auto" w:sz="4" w:space="0"/>
           </w:tblBorders>
+          <w:tblCellMar>
+            <w:top w:w="0" w:type="dxa"/>
+            <w:left w:w="10" w:type="dxa"/>
+            <w:bottom w:w="0" w:type="dxa"/>
+            <w:right w:w="10" w:type="dxa"/>
+          </w:tblCellMar>
         </w:tblPrEx>
         <w:tc>
           <w:tcPr>
@@ -5900,6 +5722,12 @@
             <w:insideH w:val="single" w:color="auto" w:sz="4" w:space="0"/>
             <w:insideV w:val="single" w:color="auto" w:sz="4" w:space="0"/>
           </w:tblBorders>
+          <w:tblCellMar>
+            <w:top w:w="0" w:type="dxa"/>
+            <w:left w:w="10" w:type="dxa"/>
+            <w:bottom w:w="0" w:type="dxa"/>
+            <w:right w:w="10" w:type="dxa"/>
+          </w:tblCellMar>
         </w:tblPrEx>
         <w:tc>
           <w:tcPr>
@@ -6765,7 +6593,6 @@
           <w:p>
             <w:pPr>
               <w:numPr>
-                <w:ilvl w:val="0"/>
                 <w:numId w:val="0"/>
               </w:numPr>
               <w:spacing w:before="20" w:after="20"/>
@@ -7381,6 +7208,7 @@
             <w:pPr>
               <w:spacing w:before="20" w:after="20"/>
             </w:pPr>
+            <w:bookmarkStart w:id="0" w:name="_GoBack"/>
             <w:r>
               <w:rPr>
                 <w:rFonts w:ascii="宋体" w:hAnsi="宋体" w:eastAsia="宋体" w:cs="宋体"/>
@@ -7391,6 +7219,7 @@
               </w:rPr>
               <w:t>(2) 向位于中华人民共和国的支付服务商FREDDY传输支付相关数据，基于欧盟委员会执行决定(EU) 2021/914项下的欧盟标准合同条款(SCC)，并补充基于客户根据GDPR第49条第1款(a)项的明确同意。客户特此被告知向未经充分性认定的第三国传输数据可能存在的风险。该同意可随时通过书面通知撤回。撤回将导致本合同在月底前一个月通知后终止。</w:t>
             </w:r>
+            <w:bookmarkEnd w:id="0"/>
           </w:p>
         </w:tc>
       </w:tr>
@@ -7467,12 +7296,6 @@
             <w:insideH w:val="single" w:color="auto" w:sz="4" w:space="0"/>
             <w:insideV w:val="single" w:color="auto" w:sz="4" w:space="0"/>
           </w:tblBorders>
-          <w:tblCellMar>
-            <w:top w:w="0" w:type="dxa"/>
-            <w:left w:w="10" w:type="dxa"/>
-            <w:bottom w:w="0" w:type="dxa"/>
-            <w:right w:w="10" w:type="dxa"/>
-          </w:tblCellMar>
         </w:tblPrEx>
         <w:tc>
           <w:tcPr>
@@ -7776,6 +7599,12 @@
             <w:insideH w:val="single" w:color="auto" w:sz="4" w:space="0"/>
             <w:insideV w:val="single" w:color="auto" w:sz="4" w:space="0"/>
           </w:tblBorders>
+          <w:tblCellMar>
+            <w:top w:w="0" w:type="dxa"/>
+            <w:left w:w="10" w:type="dxa"/>
+            <w:bottom w:w="0" w:type="dxa"/>
+            <w:right w:w="10" w:type="dxa"/>
+          </w:tblCellMar>
         </w:tblPrEx>
         <w:tc>
           <w:tcPr>
@@ -9217,11 +9046,6 @@
           </w:p>
         </w:tc>
       </w:tr>
-      <w:p>
-        <w:r>
-          <w:t>{#packaging_items}</w:t>
-        </w:r>
-      </w:p>
       <w:tr>
         <w:tblPrEx>
           <w:tblBorders>
@@ -9256,7 +9080,7 @@
                 <w:sz w:val="18"/>
                 <w:szCs w:val="18"/>
               </w:rPr>
-              <w:t>{material}</w:t>
+              <w:t>Glas / 玻璃</w:t>
             </w:r>
           </w:p>
         </w:tc>
@@ -9270,16 +9094,7 @@
               <w:right w:w="50" w:type="dxa"/>
             </w:tcMar>
           </w:tcPr>
-          <w:p>
-            <w:r>
-              <w:rPr>
-                <w:rFonts w:ascii="Times New Roman" w:hAnsi="Times New Roman" w:eastAsia="Times New Roman" w:cs="Times New Roman"/>
-                <w:sz w:val="18"/>
-                <w:szCs w:val="18"/>
-              </w:rPr>
-              <w:t>{category}</w:t>
-            </w:r>
-          </w:p>
+          <w:p/>
         </w:tc>
         <w:tc>
           <w:tcPr>
@@ -9291,16 +9106,7 @@
               <w:right w:w="50" w:type="dxa"/>
             </w:tcMar>
           </w:tcPr>
-          <w:p>
-            <w:r>
-              <w:rPr>
-                <w:rFonts w:ascii="Times New Roman" w:hAnsi="Times New Roman" w:eastAsia="Times New Roman" w:cs="Times New Roman"/>
-                <w:sz w:val="18"/>
-                <w:szCs w:val="18"/>
-              </w:rPr>
-              <w:t>{kg}</w:t>
-            </w:r>
-          </w:p>
+          <w:p/>
         </w:tc>
         <w:tc>
           <w:tcPr>
@@ -9312,6 +9118,36 @@
               <w:right w:w="50" w:type="dxa"/>
             </w:tcMar>
           </w:tcPr>
+          <w:p/>
+        </w:tc>
+      </w:tr>
+      <w:tr>
+        <w:tblPrEx>
+          <w:tblBorders>
+            <w:top w:val="single" w:color="auto" w:sz="4" w:space="0"/>
+            <w:left w:val="single" w:color="auto" w:sz="4" w:space="0"/>
+            <w:bottom w:val="single" w:color="auto" w:sz="4" w:space="0"/>
+            <w:right w:val="single" w:color="auto" w:sz="4" w:space="0"/>
+            <w:insideH w:val="single" w:color="auto" w:sz="4" w:space="0"/>
+            <w:insideV w:val="single" w:color="auto" w:sz="4" w:space="0"/>
+          </w:tblBorders>
+          <w:tblCellMar>
+            <w:top w:w="0" w:type="dxa"/>
+            <w:left w:w="10" w:type="dxa"/>
+            <w:bottom w:w="0" w:type="dxa"/>
+            <w:right w:w="10" w:type="dxa"/>
+          </w:tblCellMar>
+        </w:tblPrEx>
+        <w:tc>
+          <w:tcPr>
+            <w:tcW w:w="2600" w:type="dxa"/>
+            <w:tcMar>
+              <w:top w:w="30" w:type="dxa"/>
+              <w:left w:w="50" w:type="dxa"/>
+              <w:bottom w:w="30" w:type="dxa"/>
+              <w:right w:w="50" w:type="dxa"/>
+            </w:tcMar>
+          </w:tcPr>
           <w:p>
             <w:r>
               <w:rPr>
@@ -9319,16 +9155,497 @@
                 <w:sz w:val="18"/>
                 <w:szCs w:val="18"/>
               </w:rPr>
-              <w:t>{example}</w:t>
-            </w:r>
-          </w:p>
+              <w:t>Papier/Pappe/Karton / 纸/纸板/纸箱</w:t>
+            </w:r>
+          </w:p>
+        </w:tc>
+        <w:tc>
+          <w:tcPr>
+            <w:tcW w:w="1000" w:type="dxa"/>
+            <w:tcMar>
+              <w:top w:w="30" w:type="dxa"/>
+              <w:left w:w="50" w:type="dxa"/>
+              <w:bottom w:w="30" w:type="dxa"/>
+              <w:right w:w="50" w:type="dxa"/>
+            </w:tcMar>
+          </w:tcPr>
+          <w:p/>
+        </w:tc>
+        <w:tc>
+          <w:tcPr>
+            <w:tcW w:w="2200" w:type="dxa"/>
+            <w:tcMar>
+              <w:top w:w="30" w:type="dxa"/>
+              <w:left w:w="50" w:type="dxa"/>
+              <w:bottom w:w="30" w:type="dxa"/>
+              <w:right w:w="50" w:type="dxa"/>
+            </w:tcMar>
+          </w:tcPr>
+          <w:p/>
+        </w:tc>
+        <w:tc>
+          <w:tcPr>
+            <w:tcW w:w="3955" w:type="dxa"/>
+            <w:tcMar>
+              <w:top w:w="30" w:type="dxa"/>
+              <w:left w:w="50" w:type="dxa"/>
+              <w:bottom w:w="30" w:type="dxa"/>
+              <w:right w:w="50" w:type="dxa"/>
+            </w:tcMar>
+          </w:tcPr>
+          <w:p/>
         </w:tc>
       </w:tr>
-      <w:p>
-        <w:r>
-          <w:t>{/packaging_items}</w:t>
-        </w:r>
-      </w:p>
+      <w:tr>
+        <w:tblPrEx>
+          <w:tblBorders>
+            <w:top w:val="single" w:color="auto" w:sz="4" w:space="0"/>
+            <w:left w:val="single" w:color="auto" w:sz="4" w:space="0"/>
+            <w:bottom w:val="single" w:color="auto" w:sz="4" w:space="0"/>
+            <w:right w:val="single" w:color="auto" w:sz="4" w:space="0"/>
+            <w:insideH w:val="single" w:color="auto" w:sz="4" w:space="0"/>
+            <w:insideV w:val="single" w:color="auto" w:sz="4" w:space="0"/>
+          </w:tblBorders>
+          <w:tblCellMar>
+            <w:top w:w="0" w:type="dxa"/>
+            <w:left w:w="10" w:type="dxa"/>
+            <w:bottom w:w="0" w:type="dxa"/>
+            <w:right w:w="10" w:type="dxa"/>
+          </w:tblCellMar>
+        </w:tblPrEx>
+        <w:tc>
+          <w:tcPr>
+            <w:tcW w:w="2600" w:type="dxa"/>
+            <w:tcMar>
+              <w:top w:w="30" w:type="dxa"/>
+              <w:left w:w="50" w:type="dxa"/>
+              <w:bottom w:w="30" w:type="dxa"/>
+              <w:right w:w="50" w:type="dxa"/>
+            </w:tcMar>
+          </w:tcPr>
+          <w:p>
+            <w:r>
+              <w:rPr>
+                <w:rFonts w:ascii="Times New Roman" w:hAnsi="Times New Roman" w:eastAsia="Times New Roman" w:cs="Times New Roman"/>
+                <w:sz w:val="18"/>
+                <w:szCs w:val="18"/>
+              </w:rPr>
+              <w:t>Eisenmetalle / 黑色金属</w:t>
+            </w:r>
+          </w:p>
+        </w:tc>
+        <w:tc>
+          <w:tcPr>
+            <w:tcW w:w="1000" w:type="dxa"/>
+            <w:tcMar>
+              <w:top w:w="30" w:type="dxa"/>
+              <w:left w:w="50" w:type="dxa"/>
+              <w:bottom w:w="30" w:type="dxa"/>
+              <w:right w:w="50" w:type="dxa"/>
+            </w:tcMar>
+          </w:tcPr>
+          <w:p/>
+        </w:tc>
+        <w:tc>
+          <w:tcPr>
+            <w:tcW w:w="2200" w:type="dxa"/>
+            <w:tcMar>
+              <w:top w:w="30" w:type="dxa"/>
+              <w:left w:w="50" w:type="dxa"/>
+              <w:bottom w:w="30" w:type="dxa"/>
+              <w:right w:w="50" w:type="dxa"/>
+            </w:tcMar>
+          </w:tcPr>
+          <w:p/>
+        </w:tc>
+        <w:tc>
+          <w:tcPr>
+            <w:tcW w:w="3955" w:type="dxa"/>
+            <w:tcMar>
+              <w:top w:w="30" w:type="dxa"/>
+              <w:left w:w="50" w:type="dxa"/>
+              <w:bottom w:w="30" w:type="dxa"/>
+              <w:right w:w="50" w:type="dxa"/>
+            </w:tcMar>
+          </w:tcPr>
+          <w:p/>
+        </w:tc>
+      </w:tr>
+      <w:tr>
+        <w:tblPrEx>
+          <w:tblBorders>
+            <w:top w:val="single" w:color="auto" w:sz="4" w:space="0"/>
+            <w:left w:val="single" w:color="auto" w:sz="4" w:space="0"/>
+            <w:bottom w:val="single" w:color="auto" w:sz="4" w:space="0"/>
+            <w:right w:val="single" w:color="auto" w:sz="4" w:space="0"/>
+            <w:insideH w:val="single" w:color="auto" w:sz="4" w:space="0"/>
+            <w:insideV w:val="single" w:color="auto" w:sz="4" w:space="0"/>
+          </w:tblBorders>
+          <w:tblCellMar>
+            <w:top w:w="0" w:type="dxa"/>
+            <w:left w:w="10" w:type="dxa"/>
+            <w:bottom w:w="0" w:type="dxa"/>
+            <w:right w:w="10" w:type="dxa"/>
+          </w:tblCellMar>
+        </w:tblPrEx>
+        <w:tc>
+          <w:tcPr>
+            <w:tcW w:w="2600" w:type="dxa"/>
+            <w:tcMar>
+              <w:top w:w="30" w:type="dxa"/>
+              <w:left w:w="50" w:type="dxa"/>
+              <w:bottom w:w="30" w:type="dxa"/>
+              <w:right w:w="50" w:type="dxa"/>
+            </w:tcMar>
+          </w:tcPr>
+          <w:p>
+            <w:r>
+              <w:rPr>
+                <w:rFonts w:ascii="Times New Roman" w:hAnsi="Times New Roman" w:eastAsia="Times New Roman" w:cs="Times New Roman"/>
+                <w:sz w:val="18"/>
+                <w:szCs w:val="18"/>
+              </w:rPr>
+              <w:t>Aluminium / 铝</w:t>
+            </w:r>
+          </w:p>
+        </w:tc>
+        <w:tc>
+          <w:tcPr>
+            <w:tcW w:w="1000" w:type="dxa"/>
+            <w:tcMar>
+              <w:top w:w="30" w:type="dxa"/>
+              <w:left w:w="50" w:type="dxa"/>
+              <w:bottom w:w="30" w:type="dxa"/>
+              <w:right w:w="50" w:type="dxa"/>
+            </w:tcMar>
+          </w:tcPr>
+          <w:p/>
+        </w:tc>
+        <w:tc>
+          <w:tcPr>
+            <w:tcW w:w="2200" w:type="dxa"/>
+            <w:tcMar>
+              <w:top w:w="30" w:type="dxa"/>
+              <w:left w:w="50" w:type="dxa"/>
+              <w:bottom w:w="30" w:type="dxa"/>
+              <w:right w:w="50" w:type="dxa"/>
+            </w:tcMar>
+          </w:tcPr>
+          <w:p/>
+        </w:tc>
+        <w:tc>
+          <w:tcPr>
+            <w:tcW w:w="3955" w:type="dxa"/>
+            <w:tcMar>
+              <w:top w:w="30" w:type="dxa"/>
+              <w:left w:w="50" w:type="dxa"/>
+              <w:bottom w:w="30" w:type="dxa"/>
+              <w:right w:w="50" w:type="dxa"/>
+            </w:tcMar>
+          </w:tcPr>
+          <w:p/>
+        </w:tc>
+      </w:tr>
+      <w:tr>
+        <w:tblPrEx>
+          <w:tblBorders>
+            <w:top w:val="single" w:color="auto" w:sz="4" w:space="0"/>
+            <w:left w:val="single" w:color="auto" w:sz="4" w:space="0"/>
+            <w:bottom w:val="single" w:color="auto" w:sz="4" w:space="0"/>
+            <w:right w:val="single" w:color="auto" w:sz="4" w:space="0"/>
+            <w:insideH w:val="single" w:color="auto" w:sz="4" w:space="0"/>
+            <w:insideV w:val="single" w:color="auto" w:sz="4" w:space="0"/>
+          </w:tblBorders>
+          <w:tblCellMar>
+            <w:top w:w="0" w:type="dxa"/>
+            <w:left w:w="10" w:type="dxa"/>
+            <w:bottom w:w="0" w:type="dxa"/>
+            <w:right w:w="10" w:type="dxa"/>
+          </w:tblCellMar>
+        </w:tblPrEx>
+        <w:tc>
+          <w:tcPr>
+            <w:tcW w:w="2600" w:type="dxa"/>
+            <w:tcMar>
+              <w:top w:w="30" w:type="dxa"/>
+              <w:left w:w="50" w:type="dxa"/>
+              <w:bottom w:w="30" w:type="dxa"/>
+              <w:right w:w="50" w:type="dxa"/>
+            </w:tcMar>
+          </w:tcPr>
+          <w:p>
+            <w:r>
+              <w:rPr>
+                <w:rFonts w:ascii="Times New Roman" w:hAnsi="Times New Roman" w:eastAsia="Times New Roman" w:cs="Times New Roman"/>
+                <w:sz w:val="18"/>
+                <w:szCs w:val="18"/>
+              </w:rPr>
+              <w:t>Kunststoffe / 塑料</w:t>
+            </w:r>
+          </w:p>
+        </w:tc>
+        <w:tc>
+          <w:tcPr>
+            <w:tcW w:w="1000" w:type="dxa"/>
+            <w:tcMar>
+              <w:top w:w="30" w:type="dxa"/>
+              <w:left w:w="50" w:type="dxa"/>
+              <w:bottom w:w="30" w:type="dxa"/>
+              <w:right w:w="50" w:type="dxa"/>
+            </w:tcMar>
+          </w:tcPr>
+          <w:p/>
+        </w:tc>
+        <w:tc>
+          <w:tcPr>
+            <w:tcW w:w="2200" w:type="dxa"/>
+            <w:tcMar>
+              <w:top w:w="30" w:type="dxa"/>
+              <w:left w:w="50" w:type="dxa"/>
+              <w:bottom w:w="30" w:type="dxa"/>
+              <w:right w:w="50" w:type="dxa"/>
+            </w:tcMar>
+          </w:tcPr>
+          <w:p/>
+        </w:tc>
+        <w:tc>
+          <w:tcPr>
+            <w:tcW w:w="3955" w:type="dxa"/>
+            <w:tcMar>
+              <w:top w:w="30" w:type="dxa"/>
+              <w:left w:w="50" w:type="dxa"/>
+              <w:bottom w:w="30" w:type="dxa"/>
+              <w:right w:w="50" w:type="dxa"/>
+            </w:tcMar>
+          </w:tcPr>
+          <w:p/>
+        </w:tc>
+      </w:tr>
+      <w:tr>
+        <w:tblPrEx>
+          <w:tblBorders>
+            <w:top w:val="single" w:color="auto" w:sz="4" w:space="0"/>
+            <w:left w:val="single" w:color="auto" w:sz="4" w:space="0"/>
+            <w:bottom w:val="single" w:color="auto" w:sz="4" w:space="0"/>
+            <w:right w:val="single" w:color="auto" w:sz="4" w:space="0"/>
+            <w:insideH w:val="single" w:color="auto" w:sz="4" w:space="0"/>
+            <w:insideV w:val="single" w:color="auto" w:sz="4" w:space="0"/>
+          </w:tblBorders>
+          <w:tblCellMar>
+            <w:top w:w="0" w:type="dxa"/>
+            <w:left w:w="10" w:type="dxa"/>
+            <w:bottom w:w="0" w:type="dxa"/>
+            <w:right w:w="10" w:type="dxa"/>
+          </w:tblCellMar>
+        </w:tblPrEx>
+        <w:tc>
+          <w:tcPr>
+            <w:tcW w:w="2600" w:type="dxa"/>
+            <w:tcMar>
+              <w:top w:w="30" w:type="dxa"/>
+              <w:left w:w="50" w:type="dxa"/>
+              <w:bottom w:w="30" w:type="dxa"/>
+              <w:right w:w="50" w:type="dxa"/>
+            </w:tcMar>
+          </w:tcPr>
+          <w:p>
+            <w:r>
+              <w:rPr>
+                <w:rFonts w:ascii="Times New Roman" w:hAnsi="Times New Roman" w:eastAsia="Times New Roman" w:cs="Times New Roman"/>
+                <w:sz w:val="18"/>
+                <w:szCs w:val="18"/>
+              </w:rPr>
+              <w:t>Verbunde / 复合材料</w:t>
+            </w:r>
+          </w:p>
+        </w:tc>
+        <w:tc>
+          <w:tcPr>
+            <w:tcW w:w="1000" w:type="dxa"/>
+            <w:tcMar>
+              <w:top w:w="30" w:type="dxa"/>
+              <w:left w:w="50" w:type="dxa"/>
+              <w:bottom w:w="30" w:type="dxa"/>
+              <w:right w:w="50" w:type="dxa"/>
+            </w:tcMar>
+          </w:tcPr>
+          <w:p/>
+        </w:tc>
+        <w:tc>
+          <w:tcPr>
+            <w:tcW w:w="2200" w:type="dxa"/>
+            <w:tcMar>
+              <w:top w:w="30" w:type="dxa"/>
+              <w:left w:w="50" w:type="dxa"/>
+              <w:bottom w:w="30" w:type="dxa"/>
+              <w:right w:w="50" w:type="dxa"/>
+            </w:tcMar>
+          </w:tcPr>
+          <w:p/>
+        </w:tc>
+        <w:tc>
+          <w:tcPr>
+            <w:tcW w:w="3955" w:type="dxa"/>
+            <w:tcMar>
+              <w:top w:w="30" w:type="dxa"/>
+              <w:left w:w="50" w:type="dxa"/>
+              <w:bottom w:w="30" w:type="dxa"/>
+              <w:right w:w="50" w:type="dxa"/>
+            </w:tcMar>
+          </w:tcPr>
+          <w:p/>
+        </w:tc>
+      </w:tr>
+      <w:tr>
+        <w:tblPrEx>
+          <w:tblBorders>
+            <w:top w:val="single" w:color="auto" w:sz="4" w:space="0"/>
+            <w:left w:val="single" w:color="auto" w:sz="4" w:space="0"/>
+            <w:bottom w:val="single" w:color="auto" w:sz="4" w:space="0"/>
+            <w:right w:val="single" w:color="auto" w:sz="4" w:space="0"/>
+            <w:insideH w:val="single" w:color="auto" w:sz="4" w:space="0"/>
+            <w:insideV w:val="single" w:color="auto" w:sz="4" w:space="0"/>
+          </w:tblBorders>
+          <w:tblCellMar>
+            <w:top w:w="0" w:type="dxa"/>
+            <w:left w:w="10" w:type="dxa"/>
+            <w:bottom w:w="0" w:type="dxa"/>
+            <w:right w:w="10" w:type="dxa"/>
+          </w:tblCellMar>
+        </w:tblPrEx>
+        <w:tc>
+          <w:tcPr>
+            <w:tcW w:w="2600" w:type="dxa"/>
+            <w:tcMar>
+              <w:top w:w="30" w:type="dxa"/>
+              <w:left w:w="50" w:type="dxa"/>
+              <w:bottom w:w="30" w:type="dxa"/>
+              <w:right w:w="50" w:type="dxa"/>
+            </w:tcMar>
+          </w:tcPr>
+          <w:p>
+            <w:r>
+              <w:rPr>
+                <w:rFonts w:ascii="Times New Roman" w:hAnsi="Times New Roman" w:eastAsia="Times New Roman" w:cs="Times New Roman"/>
+                <w:sz w:val="18"/>
+                <w:szCs w:val="18"/>
+              </w:rPr>
+              <w:t>Getränkekarton / 饮料纸盒</w:t>
+            </w:r>
+          </w:p>
+        </w:tc>
+        <w:tc>
+          <w:tcPr>
+            <w:tcW w:w="1000" w:type="dxa"/>
+            <w:tcMar>
+              <w:top w:w="30" w:type="dxa"/>
+              <w:left w:w="50" w:type="dxa"/>
+              <w:bottom w:w="30" w:type="dxa"/>
+              <w:right w:w="50" w:type="dxa"/>
+            </w:tcMar>
+          </w:tcPr>
+          <w:p/>
+        </w:tc>
+        <w:tc>
+          <w:tcPr>
+            <w:tcW w:w="2200" w:type="dxa"/>
+            <w:tcMar>
+              <w:top w:w="30" w:type="dxa"/>
+              <w:left w:w="50" w:type="dxa"/>
+              <w:bottom w:w="30" w:type="dxa"/>
+              <w:right w:w="50" w:type="dxa"/>
+            </w:tcMar>
+          </w:tcPr>
+          <w:p/>
+        </w:tc>
+        <w:tc>
+          <w:tcPr>
+            <w:tcW w:w="3955" w:type="dxa"/>
+            <w:tcMar>
+              <w:top w:w="30" w:type="dxa"/>
+              <w:left w:w="50" w:type="dxa"/>
+              <w:bottom w:w="30" w:type="dxa"/>
+              <w:right w:w="50" w:type="dxa"/>
+            </w:tcMar>
+          </w:tcPr>
+          <w:p/>
+        </w:tc>
+      </w:tr>
+      <w:tr>
+        <w:tblPrEx>
+          <w:tblBorders>
+            <w:top w:val="single" w:color="auto" w:sz="4" w:space="0"/>
+            <w:left w:val="single" w:color="auto" w:sz="4" w:space="0"/>
+            <w:bottom w:val="single" w:color="auto" w:sz="4" w:space="0"/>
+            <w:right w:val="single" w:color="auto" w:sz="4" w:space="0"/>
+            <w:insideH w:val="single" w:color="auto" w:sz="4" w:space="0"/>
+            <w:insideV w:val="single" w:color="auto" w:sz="4" w:space="0"/>
+          </w:tblBorders>
+          <w:tblCellMar>
+            <w:top w:w="0" w:type="dxa"/>
+            <w:left w:w="10" w:type="dxa"/>
+            <w:bottom w:w="0" w:type="dxa"/>
+            <w:right w:w="10" w:type="dxa"/>
+          </w:tblCellMar>
+        </w:tblPrEx>
+        <w:tc>
+          <w:tcPr>
+            <w:tcW w:w="2600" w:type="dxa"/>
+            <w:tcMar>
+              <w:top w:w="30" w:type="dxa"/>
+              <w:left w:w="50" w:type="dxa"/>
+              <w:bottom w:w="30" w:type="dxa"/>
+              <w:right w:w="50" w:type="dxa"/>
+            </w:tcMar>
+          </w:tcPr>
+          <w:p>
+            <w:r>
+              <w:rPr>
+                <w:rFonts w:ascii="Times New Roman" w:hAnsi="Times New Roman" w:eastAsia="Times New Roman" w:cs="Times New Roman"/>
+                <w:sz w:val="18"/>
+                <w:szCs w:val="18"/>
+              </w:rPr>
+              <w:t>Sonstige / 其他</w:t>
+            </w:r>
+          </w:p>
+        </w:tc>
+        <w:tc>
+          <w:tcPr>
+            <w:tcW w:w="1000" w:type="dxa"/>
+            <w:tcMar>
+              <w:top w:w="30" w:type="dxa"/>
+              <w:left w:w="50" w:type="dxa"/>
+              <w:bottom w:w="30" w:type="dxa"/>
+              <w:right w:w="50" w:type="dxa"/>
+            </w:tcMar>
+          </w:tcPr>
+          <w:p/>
+        </w:tc>
+        <w:tc>
+          <w:tcPr>
+            <w:tcW w:w="2200" w:type="dxa"/>
+            <w:tcMar>
+              <w:top w:w="30" w:type="dxa"/>
+              <w:left w:w="50" w:type="dxa"/>
+              <w:bottom w:w="30" w:type="dxa"/>
+              <w:right w:w="50" w:type="dxa"/>
+            </w:tcMar>
+          </w:tcPr>
+          <w:p/>
+        </w:tc>
+        <w:tc>
+          <w:tcPr>
+            <w:tcW w:w="3955" w:type="dxa"/>
+            <w:tcMar>
+              <w:top w:w="30" w:type="dxa"/>
+              <w:left w:w="50" w:type="dxa"/>
+              <w:bottom w:w="30" w:type="dxa"/>
+              <w:right w:w="50" w:type="dxa"/>
+            </w:tcMar>
+          </w:tcPr>
+          <w:p/>
+        </w:tc>
+      </w:tr>
     </w:tbl>
     <w:p>
       <w:pPr>
@@ -11202,68 +11519,7 @@
 </w:document>
 </file>
 
-<file path=word\fontTable.xml><?xml version="1.0" encoding="utf-8"?>
-<w:fonts xmlns:mc="http://schemas.openxmlformats.org/markup-compatibility/2006" xmlns:r="http://schemas.openxmlformats.org/officeDocument/2006/relationships" xmlns:w="http://schemas.openxmlformats.org/wordprocessingml/2006/main" xmlns:w14="http://schemas.microsoft.com/office/word/2010/wordml" mc:Ignorable="w14">
-  <w:font w:name="Times New Roman">
-    <w:panose1 w:val="02020603050405020304"/>
-    <w:charset w:val="86"/>
-    <w:family w:val="auto"/>
-    <w:pitch w:val="default"/>
-    <w:sig w:usb0="E0002EFF" w:usb1="C000785B" w:usb2="00000009" w:usb3="00000000" w:csb0="400001FF" w:csb1="FFFF0000"/>
-  </w:font>
-  <w:font w:name="宋体">
-    <w:panose1 w:val="02010600030101010101"/>
-    <w:charset w:val="86"/>
-    <w:family w:val="auto"/>
-    <w:pitch w:val="default"/>
-    <w:sig w:usb0="00000203" w:usb1="288F0000" w:usb2="00000006" w:usb3="00000000" w:csb0="00040001" w:csb1="00000000"/>
-  </w:font>
-  <w:font w:name="Wingdings">
-    <w:panose1 w:val="05000000000000000000"/>
-    <w:charset w:val="02"/>
-    <w:family w:val="auto"/>
-    <w:pitch w:val="default"/>
-    <w:sig w:usb0="00000000" w:usb1="00000000" w:usb2="00000000" w:usb3="00000000" w:csb0="80000000" w:csb1="00000000"/>
-  </w:font>
-  <w:font w:name="Arial">
-    <w:panose1 w:val="020B0604020202020204"/>
-    <w:charset w:val="01"/>
-    <w:family w:val="swiss"/>
-    <w:pitch w:val="default"/>
-    <w:sig w:usb0="E0002EFF" w:usb1="C000785B" w:usb2="00000009" w:usb3="00000000" w:csb0="400001FF" w:csb1="FFFF0000"/>
-  </w:font>
-  <w:font w:name="黑体">
-    <w:panose1 w:val="02010609060101010101"/>
-    <w:charset w:val="86"/>
-    <w:family w:val="auto"/>
-    <w:pitch w:val="default"/>
-    <w:sig w:usb0="800002BF" w:usb1="38CF7CFA" w:usb2="00000016" w:usb3="00000000" w:csb0="00040001" w:csb1="00000000"/>
-  </w:font>
-  <w:font w:name="Courier New">
-    <w:panose1 w:val="02070309020205020404"/>
-    <w:charset w:val="01"/>
-    <w:family w:val="modern"/>
-    <w:pitch w:val="default"/>
-    <w:sig w:usb0="E0002EFF" w:usb1="C0007843" w:usb2="00000009" w:usb3="00000000" w:csb0="400001FF" w:csb1="FFFF0000"/>
-  </w:font>
-  <w:font w:name="Symbol">
-    <w:panose1 w:val="05050102010706020507"/>
-    <w:charset w:val="02"/>
-    <w:family w:val="roman"/>
-    <w:pitch w:val="default"/>
-    <w:sig w:usb0="00000000" w:usb1="00000000" w:usb2="00000000" w:usb3="00000000" w:csb0="80000000" w:csb1="00000000"/>
-  </w:font>
-  <w:font w:name="Calibri">
-    <w:panose1 w:val="020F0502020204030204"/>
-    <w:charset w:val="00"/>
-    <w:family w:val="swiss"/>
-    <w:pitch w:val="default"/>
-    <w:sig w:usb0="E4002EFF" w:usb1="C200247B" w:usb2="00000009" w:usb3="00000000" w:csb0="200001FF" w:csb1="00000000"/>
-  </w:font>
-</w:fonts>
-</file>
-
-<file path=word\footer1.xml><?xml version="1.0" encoding="utf-8"?>
+<file path=word/footer1.xml><?xml version="1.0" encoding="utf-8"?>
 <w:ftr xmlns:wpc="http://schemas.microsoft.com/office/word/2010/wordprocessingCanvas" xmlns:mc="http://schemas.openxmlformats.org/markup-compatibility/2006" xmlns:o="urn:schemas-microsoft-com:office:office" xmlns:r="http://schemas.openxmlformats.org/officeDocument/2006/relationships" xmlns:m="http://schemas.openxmlformats.org/officeDocument/2006/math" xmlns:v="urn:schemas-microsoft-com:vml" xmlns:wp14="http://schemas.microsoft.com/office/word/2010/wordprocessingDrawing" xmlns:wp="http://schemas.openxmlformats.org/drawingml/2006/wordprocessingDrawing" xmlns:w10="urn:schemas-microsoft-com:office:word" xmlns:w="http://schemas.openxmlformats.org/wordprocessingml/2006/main" xmlns:w14="http://schemas.microsoft.com/office/word/2010/wordml" xmlns:w15="http://schemas.microsoft.com/office/word/2012/wordml" xmlns:wpg="http://schemas.microsoft.com/office/word/2010/wordprocessingGroup" xmlns:wpi="http://schemas.microsoft.com/office/word/2010/wordprocessingInk" xmlns:wne="http://schemas.microsoft.com/office/word/2006/wordml" xmlns:wps="http://schemas.microsoft.com/office/word/2010/wordprocessingShape" xmlns:wpsCustomData="http://www.wps.cn/officeDocument/2013/wpsCustomData" mc:Ignorable="w14 w15 wp14">
   <w:p>
     <w:pPr>
@@ -11339,7 +11595,7 @@
 </w:ftr>
 </file>
 
-<file path=word\header1.xml><?xml version="1.0" encoding="utf-8"?>
+<file path=word/header1.xml><?xml version="1.0" encoding="utf-8"?>
 <w:hdr xmlns:wpc="http://schemas.microsoft.com/office/word/2010/wordprocessingCanvas" xmlns:mc="http://schemas.openxmlformats.org/markup-compatibility/2006" xmlns:o="urn:schemas-microsoft-com:office:office" xmlns:r="http://schemas.openxmlformats.org/officeDocument/2006/relationships" xmlns:m="http://schemas.openxmlformats.org/officeDocument/2006/math" xmlns:v="urn:schemas-microsoft-com:vml" xmlns:wp14="http://schemas.microsoft.com/office/word/2010/wordprocessingDrawing" xmlns:wp="http://schemas.openxmlformats.org/drawingml/2006/wordprocessingDrawing" xmlns:w10="urn:schemas-microsoft-com:office:word" xmlns:w="http://schemas.openxmlformats.org/wordprocessingml/2006/main" xmlns:w14="http://schemas.microsoft.com/office/word/2010/wordml" xmlns:w15="http://schemas.microsoft.com/office/word/2012/wordml" xmlns:wpg="http://schemas.microsoft.com/office/word/2010/wordprocessingGroup" xmlns:wpi="http://schemas.microsoft.com/office/word/2010/wordprocessingInk" xmlns:wne="http://schemas.microsoft.com/office/word/2006/wordml" xmlns:wps="http://schemas.microsoft.com/office/word/2010/wordprocessingShape" xmlns:wpsCustomData="http://www.wps.cn/officeDocument/2013/wpsCustomData" mc:Ignorable="w14 w15 wp14">
   <w:p>
     <w:pPr>
@@ -11379,7 +11635,7 @@
 </w:hdr>
 </file>
 
-<file path=word\numbering.xml><?xml version="1.0" encoding="utf-8"?>
+<file path=word/numbering.xml><?xml version="1.0" encoding="utf-8"?>
 <w:numbering xmlns:wpc="http://schemas.microsoft.com/office/word/2010/wordprocessingCanvas" xmlns:mc="http://schemas.openxmlformats.org/markup-compatibility/2006" xmlns:o="urn:schemas-microsoft-com:office:office" xmlns:r="http://schemas.openxmlformats.org/officeDocument/2006/relationships" xmlns:m="http://schemas.openxmlformats.org/officeDocument/2006/math" xmlns:v="urn:schemas-microsoft-com:vml" xmlns:wp14="http://schemas.microsoft.com/office/word/2010/wordprocessingDrawing" xmlns:wp="http://schemas.openxmlformats.org/drawingml/2006/wordprocessingDrawing" xmlns:w10="urn:schemas-microsoft-com:office:word" xmlns:w="http://schemas.openxmlformats.org/wordprocessingml/2006/main" xmlns:w14="http://schemas.microsoft.com/office/word/2010/wordml" xmlns:wpg="http://schemas.microsoft.com/office/word/2010/wordprocessingGroup" xmlns:wpi="http://schemas.microsoft.com/office/word/2010/wordprocessingInk" xmlns:wne="http://schemas.microsoft.com/office/word/2006/wordml" xmlns:wps="http://schemas.microsoft.com/office/word/2010/wordprocessingShape" xmlns:wpsCustomData="http://www.wps.cn/officeDocument/2013/wpsCustomData" mc:Ignorable="w14 wp14">
   <w:abstractNum w:abstractNumId="0">
     <w:nsid w:val="32B3AA26"/>
@@ -11399,56 +11655,7 @@
 </w:numbering>
 </file>
 
-<file path=word\settings.xml><?xml version="1.0" encoding="utf-8"?>
-<w:settings xmlns:mc="http://schemas.openxmlformats.org/markup-compatibility/2006" xmlns:o="urn:schemas-microsoft-com:office:office" xmlns:r="http://schemas.openxmlformats.org/officeDocument/2006/relationships" xmlns:m="http://schemas.openxmlformats.org/officeDocument/2006/math" xmlns:v="urn:schemas-microsoft-com:vml" xmlns:w10="urn:schemas-microsoft-com:office:word" xmlns:w="http://schemas.openxmlformats.org/wordprocessingml/2006/main" xmlns:w14="http://schemas.microsoft.com/office/word/2010/wordml" xmlns:sl="http://schemas.openxmlformats.org/schemaLibrary/2006/main" xmlns:wpsCustomData="http://www.wps.cn/officeDocument/2013/wpsCustomData" mc:Ignorable="w14">
-  <w:zoom w:percent="100"/>
-  <w:displayBackgroundShape w:val="1"/>
-  <w:bordersDoNotSurroundHeader w:val="0"/>
-  <w:bordersDoNotSurroundFooter w:val="0"/>
-  <w:documentProtection w:enforcement="0"/>
-  <w:displayHorizontalDrawingGridEvery w:val="1"/>
-  <w:displayVerticalDrawingGridEvery w:val="1"/>
-  <w:noPunctuationKerning w:val="1"/>
-  <w:compat>
-    <w:doNotExpandShiftReturn/>
-    <w:doNotWrapTextWithPunct/>
-    <w:doNotUseEastAsianBreakRules/>
-    <w:useFELayout/>
-    <w:compatSetting w:name="compatibilityMode" w:uri="http://schemas.microsoft.com/office/word" w:val="15"/>
-  </w:compat>
-  <w:rsids>
-    <w:rsidRoot w:val="00000000"/>
-    <w:rsid w:val="218652D1"/>
-    <w:rsid w:val="25F73008"/>
-    <w:rsid w:val="46F3234B"/>
-    <w:rsid w:val="48F843CF"/>
-    <w:rsid w:val="60894537"/>
-    <w:rsid w:val="613268A2"/>
-    <w:rsid w:val="6C871509"/>
-  </w:rsids>
-  <m:mathPr>
-    <m:brkBin m:val="before"/>
-    <m:brkBinSub m:val="--"/>
-    <m:smallFrac m:val="0"/>
-    <m:dispDef/>
-    <m:lMargin m:val="0"/>
-    <m:rMargin m:val="0"/>
-    <m:defJc m:val="centerGroup"/>
-    <m:wrapIndent m:val="1440"/>
-    <m:intLim m:val="subSup"/>
-    <m:naryLim m:val="undOvr"/>
-  </m:mathPr>
-  <w:themeFontLang w:val="en-US" w:eastAsia="zh-CN"/>
-  <w:clrSchemeMapping w:bg1="light1" w:t1="dark1" w:bg2="light2" w:t2="dark2" w:accent1="accent1" w:accent2="accent2" w:accent3="accent3" w:accent4="accent4" w:accent5="accent5" w:accent6="accent6" w:hyperlink="hyperlink" w:followedHyperlink="followedHyperlink"/>
-  <mc:AlternateContent>
-    <mc:Choice Requires="wpsCustomData">
-      <wpsCustomData:typoFeatureVersion val="1"/>
-    </mc:Choice>
-  </mc:AlternateContent>
-</w:settings>
-</file>
-
-<file path=word\styles.xml><?xml version="1.0" encoding="utf-8"?>
+<file path=word/styles.xml><?xml version="1.0" encoding="utf-8"?>
 <w:styles xmlns:mc="http://schemas.openxmlformats.org/markup-compatibility/2006" xmlns:o="urn:schemas-microsoft-com:office:office" xmlns:r="http://schemas.openxmlformats.org/officeDocument/2006/relationships" xmlns:m="http://schemas.openxmlformats.org/officeDocument/2006/math" xmlns:v="urn:schemas-microsoft-com:vml" xmlns:w="http://schemas.openxmlformats.org/wordprocessingml/2006/main" xmlns:w14="http://schemas.microsoft.com/office/word/2010/wordml" xmlns:w10="urn:schemas-microsoft-com:office:word" xmlns:sl="http://schemas.openxmlformats.org/schemaLibrary/2006/main" xmlns:wpsCustomData="http://www.wps.cn/officeDocument/2013/wpsCustomData" mc:Ignorable="w14">
   <w:docDefaults>
     <w:rPrDefault>
@@ -11497,12 +11704,12 @@
     <w:lsdException w:unhideWhenUsed="0" w:uiPriority="0" w:semiHidden="0" w:name="table of figures"/>
     <w:lsdException w:unhideWhenUsed="0" w:uiPriority="0" w:semiHidden="0" w:name="envelope address"/>
     <w:lsdException w:unhideWhenUsed="0" w:uiPriority="0" w:semiHidden="0" w:name="envelope return"/>
-    <w:lsdException w:qFormat="1" w:uiPriority="99" w:name="footnote reference"/>
+    <w:lsdException w:uiPriority="99" w:name="footnote reference"/>
     <w:lsdException w:unhideWhenUsed="0" w:uiPriority="0" w:semiHidden="0" w:name="annotation reference"/>
     <w:lsdException w:unhideWhenUsed="0" w:uiPriority="0" w:semiHidden="0" w:name="line number"/>
     <w:lsdException w:unhideWhenUsed="0" w:uiPriority="0" w:semiHidden="0" w:name="page number"/>
-    <w:lsdException w:qFormat="1" w:uiPriority="99" w:name="endnote reference"/>
-    <w:lsdException w:qFormat="1" w:uiPriority="99" w:name="endnote text"/>
+    <w:lsdException w:uiPriority="99" w:name="endnote reference"/>
+    <w:lsdException w:uiPriority="99" w:name="endnote text"/>
     <w:lsdException w:unhideWhenUsed="0" w:uiPriority="0" w:semiHidden="0" w:name="table of authorities"/>
     <w:lsdException w:unhideWhenUsed="0" w:uiPriority="0" w:semiHidden="0" w:name="macro"/>
     <w:lsdException w:unhideWhenUsed="0" w:uiPriority="0" w:semiHidden="0" w:name="toa heading"/>
@@ -11544,7 +11751,7 @@
     <w:lsdException w:unhideWhenUsed="0" w:uiPriority="0" w:semiHidden="0" w:name="Body Text Indent 2"/>
     <w:lsdException w:unhideWhenUsed="0" w:uiPriority="0" w:semiHidden="0" w:name="Body Text Indent 3"/>
     <w:lsdException w:unhideWhenUsed="0" w:uiPriority="0" w:semiHidden="0" w:name="Block Text"/>
-    <w:lsdException w:qFormat="1" w:uiPriority="99" w:semiHidden="0" w:name="Hyperlink"/>
+    <w:lsdException w:uiPriority="99" w:semiHidden="0" w:name="Hyperlink"/>
     <w:lsdException w:unhideWhenUsed="0" w:uiPriority="0" w:semiHidden="0" w:name="FollowedHyperlink"/>
     <w:lsdException w:qFormat="1" w:unhideWhenUsed="0" w:uiPriority="0" w:semiHidden="0" w:name="Strong"/>
     <w:lsdException w:qFormat="1" w:unhideWhenUsed="0" w:uiPriority="0" w:semiHidden="0" w:name="Emphasis"/>
@@ -11558,7 +11765,7 @@
     <w:lsdException w:unhideWhenUsed="0" w:uiPriority="0" w:semiHidden="0" w:name="HTML Code"/>
     <w:lsdException w:unhideWhenUsed="0" w:uiPriority="0" w:semiHidden="0" w:name="HTML Definition"/>
     <w:lsdException w:unhideWhenUsed="0" w:uiPriority="0" w:semiHidden="0" w:name="HTML Keyboard"/>
-    <w:lsdException w:qFormat="1" w:unhideWhenUsed="0" w:uiPriority="0" w:semiHidden="0" w:name="HTML Preformatted"/>
+    <w:lsdException w:unhideWhenUsed="0" w:uiPriority="0" w:semiHidden="0" w:name="HTML Preformatted"/>
     <w:lsdException w:unhideWhenUsed="0" w:uiPriority="0" w:semiHidden="0" w:name="HTML Sample"/>
     <w:lsdException w:unhideWhenUsed="0" w:uiPriority="0" w:semiHidden="0" w:name="HTML Typewriter"/>
     <w:lsdException w:unhideWhenUsed="0" w:uiPriority="0" w:semiHidden="0" w:name="HTML Variable"/>
@@ -11820,7 +12027,6 @@
     <w:link w:val="19"/>
     <w:semiHidden/>
     <w:unhideWhenUsed/>
-    <w:qFormat/>
     <w:uiPriority w:val="99"/>
     <w:pPr>
       <w:spacing w:after="0" w:line="240" w:lineRule="auto"/>
@@ -11849,7 +12055,6 @@
   <w:style w:type="paragraph" w:styleId="10">
     <w:name w:val="HTML Preformatted"/>
     <w:basedOn w:val="1"/>
-    <w:qFormat/>
     <w:uiPriority w:val="0"/>
     <w:pPr>
       <w:tabs>
@@ -11894,7 +12099,6 @@
     <w:name w:val="endnote reference"/>
     <w:semiHidden/>
     <w:unhideWhenUsed/>
-    <w:qFormat/>
     <w:uiPriority w:val="99"/>
     <w:rPr>
       <w:vertAlign w:val="superscript"/>
@@ -11903,7 +12107,6 @@
   <w:style w:type="character" w:styleId="15">
     <w:name w:val="Hyperlink"/>
     <w:unhideWhenUsed/>
-    <w:qFormat/>
     <w:uiPriority w:val="99"/>
     <w:rPr>
       <w:color w:val="0563C1"/>
@@ -11914,7 +12117,6 @@
     <w:name w:val="footnote reference"/>
     <w:semiHidden/>
     <w:unhideWhenUsed/>
-    <w:qFormat/>
     <w:uiPriority w:val="99"/>
     <w:rPr>
       <w:vertAlign w:val="superscript"/>
@@ -11946,7 +12148,6 @@
     <w:link w:val="8"/>
     <w:semiHidden/>
     <w:unhideWhenUsed/>
-    <w:qFormat/>
     <w:uiPriority w:val="99"/>
     <w:rPr>
       <w:sz w:val="20"/>
@@ -11956,7 +12157,7 @@
 </w:styles>
 </file>
 
-<file path=word\theme\theme1.xml><?xml version="1.0" encoding="utf-8"?>
+<file path=word/theme/theme1.xml><?xml version="1.0" encoding="utf-8"?>
 <a:theme xmlns:a="http://schemas.openxmlformats.org/drawingml/2006/main" name="Office">
   <a:themeElements>
     <a:clrScheme name="Office">

--- a/projects/generated/ar_LTO-AR-2026-0001.docx
+++ b/projects/generated/ar_LTO-AR-2026-0001.docx
@@ -941,7 +941,7 @@
                 <w:sz w:val="21"/>
                 <w:szCs w:val="21"/>
               </w:rPr>
-              <w:t xml:space="preserve">WeChat-ID: freddy_epr</w:t>
+              <w:t xml:space="preserve">WeChat-ID: freddy-epr</w:t>
             </w:r>
           </w:p>
         </w:tc>
@@ -973,7 +973,7 @@
                 <w:sz w:val="21"/>
                 <w:szCs w:val="21"/>
               </w:rPr>
-              <w:t xml:space="preserve">微信号：freddy_epr</w:t>
+              <w:t xml:space="preserve">微信号：freddy-epr</w:t>
             </w:r>
           </w:p>
         </w:tc>

--- a/projects/generated/ar_LTO-AR-2026-0001.docx
+++ b/projects/generated/ar_LTO-AR-2026-0001.docx
@@ -449,7 +449,7 @@
                 <w:sz w:val="21"/>
                 <w:szCs w:val="21"/>
               </w:rPr>
-              <w:t xml:space="preserve">FREDDY (SHANGHAI) INFORMATION CONSULTING LTD. HN</w:t>
+              <w:t xml:space="preserve">TEST EN</w:t>
             </w:r>
           </w:p>
         </w:tc>
@@ -481,7 +481,7 @@
                 <w:sz w:val="21"/>
                 <w:szCs w:val="21"/>
               </w:rPr>
-              <w:t xml:space="preserve">福瑞笛（上海）信息咨询有限公司淮南分公司</w:t>
+              <w:t xml:space="preserve">TEST</w:t>
             </w:r>
           </w:p>
         </w:tc>
@@ -531,7 +531,7 @@
                 <w:sz w:val="21"/>
                 <w:szCs w:val="21"/>
               </w:rPr>
-              <w:t xml:space="preserve">Anschrift: RAUM 418, 4TH FLOOR, FINANCIAL CENTER</w:t>
+              <w:t xml:space="preserve">Anschrift: </w:t>
             </w:r>
           </w:p>
         </w:tc>
@@ -563,7 +563,7 @@
                 <w:sz w:val="21"/>
                 <w:szCs w:val="21"/>
               </w:rPr>
-              <w:t xml:space="preserve">地址：安徽省淮南市中环国际广场158金融中心四层</w:t>
+              <w:t xml:space="preserve">地址：Addr</w:t>
             </w:r>
           </w:p>
         </w:tc>
@@ -613,7 +613,7 @@
                 <w:sz w:val="21"/>
                 <w:szCs w:val="21"/>
               </w:rPr>
-              <w:t xml:space="preserve">USt-ID / VAT: 91340400MADDK97K4X</w:t>
+              <w:t xml:space="preserve">USt-ID / VAT: </w:t>
             </w:r>
           </w:p>
         </w:tc>
@@ -645,7 +645,7 @@
                 <w:sz w:val="21"/>
                 <w:szCs w:val="21"/>
               </w:rPr>
-              <w:t xml:space="preserve">增值税号：91340400MADDK97K4X</w:t>
+              <w:t xml:space="preserve">增值税号：</w:t>
             </w:r>
           </w:p>
         </w:tc>
@@ -695,7 +695,7 @@
                 <w:sz w:val="21"/>
                 <w:szCs w:val="21"/>
               </w:rPr>
-              <w:t xml:space="preserve">gesetzl. Vertreter: 钱子风</w:t>
+              <w:t xml:space="preserve">E-Mail: gesetzl. Vertreter: </w:t>
             </w:r>
           </w:p>
         </w:tc>
@@ -727,7 +727,7 @@
                 <w:sz w:val="21"/>
                 <w:szCs w:val="21"/>
               </w:rPr>
-              <w:t xml:space="preserve">法定代表人：钱子风</w:t>
+              <w:t xml:space="preserve">电子邮箱：法定代表人：</w:t>
             </w:r>
           </w:p>
         </w:tc>
@@ -777,7 +777,7 @@
                 <w:sz w:val="21"/>
                 <w:szCs w:val="21"/>
               </w:rPr>
-              <w:t xml:space="preserve">E-Mail: zifeng.qian@outlook.com</w:t>
+              <w:t xml:space="preserve">E-Mail: Kontaktperson: </w:t>
             </w:r>
           </w:p>
         </w:tc>
@@ -809,7 +809,7 @@
                 <w:sz w:val="21"/>
                 <w:szCs w:val="21"/>
               </w:rPr>
-              <w:t xml:space="preserve">电子邮箱：zifeng.qian@outlook.com</w:t>
+              <w:t xml:space="preserve">电子邮箱：联系人：Person</w:t>
             </w:r>
           </w:p>
         </w:tc>
@@ -859,7 +859,7 @@
                 <w:sz w:val="21"/>
                 <w:szCs w:val="21"/>
               </w:rPr>
-              <w:t xml:space="preserve">Handynummer: +86 13927799235</w:t>
+              <w:t xml:space="preserve">E-Mail: E-Mail: t@t.com</w:t>
             </w:r>
           </w:p>
         </w:tc>
@@ -891,7 +891,7 @@
                 <w:sz w:val="21"/>
                 <w:szCs w:val="21"/>
               </w:rPr>
-              <w:t xml:space="preserve">手机号：+86 13927799235</w:t>
+              <w:t xml:space="preserve">电子邮箱：电子邮箱：t@t.com</w:t>
             </w:r>
           </w:p>
         </w:tc>
@@ -941,7 +941,7 @@
                 <w:sz w:val="21"/>
                 <w:szCs w:val="21"/>
               </w:rPr>
-              <w:t xml:space="preserve">WeChat-ID: freddy-epr</w:t>
+              <w:t xml:space="preserve">E-Mail: Handynummer: 138</w:t>
             </w:r>
           </w:p>
         </w:tc>
@@ -973,7 +973,89 @@
                 <w:sz w:val="21"/>
                 <w:szCs w:val="21"/>
               </w:rPr>
-              <w:t xml:space="preserve">微信号：freddy-epr</w:t>
+              <w:t xml:space="preserve">电子邮箱：手机号：138</w:t>
+            </w:r>
+          </w:p>
+        </w:tc>
+      </w:tr>
+      <w:tr>
+        <w:tblPrEx>
+          <w:tblBorders>
+            <w:top w:val="single" w:color="auto" w:sz="4" w:space="0"/>
+            <w:left w:val="single" w:color="auto" w:sz="4" w:space="0"/>
+            <w:bottom w:val="single" w:color="auto" w:sz="4" w:space="0"/>
+            <w:right w:val="single" w:color="auto" w:sz="4" w:space="0"/>
+            <w:insideH w:val="single" w:color="auto" w:sz="4" w:space="0"/>
+            <w:insideV w:val="single" w:color="auto" w:sz="4" w:space="0"/>
+          </w:tblBorders>
+          <w:tblCellMar>
+            <w:top w:w="0" w:type="dxa"/>
+            <w:left w:w="10" w:type="dxa"/>
+            <w:bottom w:w="0" w:type="dxa"/>
+            <w:right w:w="10" w:type="dxa"/>
+          </w:tblCellMar>
+        </w:tblPrEx>
+        <w:tc>
+          <w:tcPr>
+            <w:tcW w:w="5018" w:type="dxa"/>
+            <w:tcBorders>
+              <w:top w:val="nil"/>
+              <w:left w:val="nil"/>
+              <w:bottom w:val="nil"/>
+              <w:right w:val="nil"/>
+            </w:tcBorders>
+            <w:tcMar>
+              <w:top w:w="10" w:type="dxa"/>
+              <w:left w:w="0" w:type="dxa"/>
+              <w:bottom w:w="10" w:type="dxa"/>
+              <w:right w:w="80" w:type="dxa"/>
+            </w:tcMar>
+          </w:tcPr>
+          <w:p>
+            <w:pPr>
+              <w:spacing w:before="20" w:after="20"/>
+            </w:pPr>
+            <w:r>
+              <w:rPr>
+                <w:rFonts w:ascii="Times New Roman" w:hAnsi="Times New Roman" w:eastAsia="Times New Roman" w:cs="Times New Roman"/>
+                <w:b w:val="0"/>
+                <w:bCs w:val="0"/>
+                <w:sz w:val="21"/>
+                <w:szCs w:val="21"/>
+              </w:rPr>
+              <w:t xml:space="preserve">E-Mail: WeChat-ID: wx</w:t>
+            </w:r>
+          </w:p>
+        </w:tc>
+        <w:tc>
+          <w:tcPr>
+            <w:tcW w:w="4687" w:type="dxa"/>
+            <w:tcBorders>
+              <w:top w:val="nil"/>
+              <w:left w:val="nil"/>
+              <w:bottom w:val="nil"/>
+              <w:right w:val="nil"/>
+            </w:tcBorders>
+            <w:tcMar>
+              <w:top w:w="10" w:type="dxa"/>
+              <w:left w:w="80" w:type="dxa"/>
+              <w:bottom w:w="10" w:type="dxa"/>
+              <w:right w:w="0" w:type="dxa"/>
+            </w:tcMar>
+          </w:tcPr>
+          <w:p>
+            <w:pPr>
+              <w:spacing w:before="20" w:after="20"/>
+            </w:pPr>
+            <w:r>
+              <w:rPr>
+                <w:rFonts w:ascii="宋体" w:hAnsi="宋体" w:eastAsia="宋体" w:cs="宋体"/>
+                <w:b w:val="0"/>
+                <w:bCs w:val="0"/>
+                <w:sz w:val="21"/>
+                <w:szCs w:val="21"/>
+              </w:rPr>
+              <w:t xml:space="preserve">电子邮箱：微信号：wx</w:t>
             </w:r>
           </w:p>
         </w:tc>
@@ -3193,6 +3275,16 @@
                 <w:szCs w:val="21"/>
               </w:rPr>
               <w:t>(5) Der Kunde bestätigt, seinen Herstellerstatus gemäß VerpackG geprüft zu haben. Das Risiko einer Fehlklassifizierung trägt der Kunde. Der Kunde benennt einen Ansprechpartner und stellt sicher, dass Anfragen des Bevollmächtigten innerhalb von 14 Tagen beantwortet werden.</w:t>
+            </w:r>
+          </w:p>
+          <w:p>
+            <w:r>
+              <w:rPr>
+                <w:rFonts w:ascii="Times New Roman" w:hAnsi="Times New Roman" w:eastAsia="Times New Roman" w:cs="Times New Roman"/>
+                <w:sz w:val="21"/>
+                <w:szCs w:val="21"/>
+              </w:rPr>
+              <w:t xml:space="preserve">1. plastic | B2C | 500 kg | phone case</w:t>
             </w:r>
           </w:p>
         </w:tc>
